--- a/docs/legal/review-2026-06-16/revised-lolo-care-inc/Legal/DRAFTS/Stocks/01-initial-cap-table.docx
+++ b/docs/legal/review-2026-06-16/revised-lolo-care-inc/Legal/DRAFTS/Stocks/01-initial-cap-table.docx
@@ -13,7 +13,7 @@
     </w:p>
     <w:p>
       <w:r>
-        <w:t>Company: LoLo Care Inc</w:t>
+        <w:t>Company: Lolo Care, Inc.</w:t>
       </w:r>
     </w:p>
     <w:p>
@@ -106,7 +106,7 @@
           </w:tcPr>
           <w:p>
             <w:r>
-              <w:t>Charles Petrini Poli</w:t>
+              <w:t>Charles Petrini-Poli</w:t>
             </w:r>
           </w:p>
         </w:tc>
@@ -375,7 +375,7 @@
           </w:tcPr>
           <w:p>
             <w:r>
-              <w:t>Charles Petrini Poli</w:t>
+              <w:t>Charles Petrini-Poli</w:t>
             </w:r>
           </w:p>
         </w:tc>
